--- a/docs/GNI_S32_S33_Session_Audit.docx
+++ b/docs/GNI_S32_S33_Session_Audit.docx
@@ -560,7 +560,7 @@
                 <w:sz w:val="20"/>
                 <w:szCs w:val="20"/>
               </w:rPr>
-              <w:t xml:space="preserve">Philosophy deep-work + LENS-informed feature builds</w:t>
+              <w:t xml:space="preserve">Philosophy deep-work + Partner B-informed feature builds</w:t>
             </w:r>
           </w:p>
         </w:tc>
@@ -1012,7 +1012,7 @@
                 <w:sz w:val="20"/>
                 <w:szCs w:val="20"/>
               </w:rPr>
-              <w:t xml:space="preserve">Docs: Philosophy + policy sharpened via LENS cross-examination. 6 gaps, 8 non-negotiables, 5 new principles.</w:t>
+              <w:t xml:space="preserve">Docs: Philosophy + policy sharpened via Partner B cross-examination. 6 gaps, 8 non-negotiables, 5 new principles.</w:t>
             </w:r>
           </w:p>
         </w:tc>
@@ -1823,7 +1823,7 @@
           <w:sz w:val="22"/>
           <w:szCs w:val="22"/>
         </w:rPr>
-        <w:t xml:space="preserve">Black Swan and Ostrich correctly identify blind spots but the Arbitrator could and did override them. LENS-010 lesson: corrections enforced at code level cannot be ignored by LLMs. Solution: prepend R3 findings as HARD CONSTRAINTS text block before debate summary in arb_final_user. Only fires on HIGH/CRITICAL to prevent noise on normal runs.</w:t>
+        <w:t xml:space="preserve">Black Swan and Ostrich correctly identify blind spots but the Arbitrator could and did override them. Partner B lesson: corrections enforced at code level cannot be ignored by LLMs. Solution: prepend R3 findings as HARD CONSTRAINTS text block before debate summary in arb_final_user. Only fires on HIGH/CRITICAL to prevent noise on normal runs.</w:t>
       </w:r>
     </w:p>
     <w:p>
@@ -1894,7 +1894,7 @@
           <w:sz w:val="22"/>
           <w:szCs w:val="22"/>
         </w:rPr>
-        <w:t xml:space="preserve">The most important work of this session was not code — it was the philosophy document (GNI_Philosophy_Policy_Sharpened_S32.docx). Reading all 24 LENS sessions against GNI's 32 sprints revealed that GNI's most important philosophical claim — 'the system improves through experience' — was not true in production. 128 verified predictions existed, zero source weights had ever been updated.</w:t>
+        <w:t xml:space="preserve">The most important work of this session was not code — it was the philosophy document (GNI_Philosophy_Policy_Sharpened_S32.docx). Reading all 24 Partner B sessions against GNI's 32 sprints revealed that GNI's most important philosophical claim — 'the system improves through experience' — was not true in production. 128 verified predictions existed, zero source weights had ever been updated.</w:t>
       </w:r>
     </w:p>
     <w:p>
@@ -1955,7 +1955,7 @@
           <w:sz w:val="22"/>
           <w:szCs w:val="22"/>
         </w:rPr>
-        <w:t xml:space="preserve">5 new principles from LENS: </w:t>
+        <w:t xml:space="preserve">5 new principles from Partner B: Unprotected canary (NP-1), absence is intelligence (NP-2), adversarial sources as signal (NP-3), pattern match bias as enemy (NP-4), upgrade history as meta-intelligence (NP-5).</w:t>
       </w:r>
       <w:r>
         <w:rPr>
@@ -1963,7 +1963,7 @@
           <w:sz w:val="22"/>
           <w:szCs w:val="22"/>
         </w:rPr>
-        <w:t xml:space="preserve">Unprotected canary (NP-1), absence is intelligence (NP-2), adversarial sources as signal (NP-3), pattern match bias as enemy (NP-4), upgrade history as meta-intelligence (NP-5).</w:t>
+        <w:t xml:space="preserve"/>
       </w:r>
     </w:p>
     <w:p>
@@ -2296,7 +2296,7 @@
                 <w:sz w:val="20"/>
                 <w:szCs w:val="20"/>
               </w:rPr>
-              <w:t xml:space="preserve">LENS CROSS-EXAMINATION IS PERMANENT TOOL: Reading LENS sessions against GNI reveals blind spots that pure GNI review misses. The 5 new principles (NP-1 to NP-5) all came from LENS. Schedule cross-examination every 5 sprints.</w:t>
+              <w:t xml:space="preserve">Partner B CROSS-EXAMINATION IS PERMANENT TOOL: Reading Partner B sessions against GNI reveals blind spots that pure GNI review misses. The 5 new principles (NP-1 to NP-5) all came from Partner B. Schedule cross-examination every 5 sprints.</w:t>
             </w:r>
           </w:p>
         </w:tc>
